--- a/중국어_대화문/2부_docx/2부_01화_명등.docx
+++ b/중국어_대화문/2부_docx/2부_01화_명등.docx
@@ -86,7 +86,7 @@
         <w:t>沈知远:</w:t>
       </w:r>
       <w:r>
-        <w:t xml:space="preserve"> 他说的是租金合同上没有写的那一句。(站起来，拍拍手上的灰) 合同我看了三遍，修缮责任写的是“出租方负责主体结构”。天花板算不算主体结构，要看怎么解释。</w:t>
+        <w:t xml:space="preserve"> 他说的是租赁合同上没写的那一句。(站起来，拍拍手上的灰) 合同我看了三遍，修缮责任写的是“出租方负责主体结构”。天花板算不算主体结构，要看怎么解释。</w:t>
       </w:r>
     </w:p>
     <w:p>
@@ -141,7 +141,7 @@
         <w:t>苏敏:</w:t>
       </w:r>
       <w:r>
-        <w:t xml:space="preserve"> 那就开着。(她把一块合板抱到门口，木板上是用毛笔写的八个字，墨还没全干) 这是我昨晚写的，字难看，凑合着先挂。</w:t>
+        <w:t xml:space="preserve"> 那就开着。(她把一块合板抱到门口，木板上是用毛笔写的字，墨还没全干) 这是我昨晚写的，字难看，凑合着先挂。</w:t>
       </w:r>
     </w:p>
     <w:p>
@@ -406,7 +406,7 @@
         <w:t>马婶:</w:t>
       </w:r>
       <w:r>
-        <w:t xml:space="preserve"> 别跟我说“不收礼”。这不是礼，这是个玩意儿。你师父活着的时候，我送他油条，他不抹零也不收白吃，每回都给我钱，还硬塞给我一杯茶。我这个人，记仇，也记好。</w:t>
+        <w:t xml:space="preserve"> 别跟我说“不收礼”。这不是礼，这是个玩意儿。你师父活着的时候，我送他油条，他从不白吃，每回都给我钱，还硬塞给我一杯茶。我这个人，记仇，也记好。</w:t>
       </w:r>
     </w:p>
     <w:p>
@@ -490,7 +490,7 @@
         <w:t>苏敏:</w:t>
       </w:r>
       <w:r>
-        <w:t xml:space="preserve"> (大声) 您的腿！不要爬楼梯！</w:t>
+        <w:t xml:space="preserve"> (大声) 您的腿！您别爬楼梯！</w:t>
       </w:r>
     </w:p>
     <w:p>
@@ -876,7 +876,7 @@
         <w:t>梅若兰:</w:t>
       </w:r>
       <w:r>
-        <w:t xml:space="preserve"> 一个中心，开门第一天，最危险的不是没人来，是来得太多，你们听不过来。我在律协做了三十年秘书长，见过太多的所，一开始大门敞开，三个月以后，满地是没办完的案子，当事人在走廊里骂，律师在屋里躲。我建议你们加一条：听完再问，问完再写。</w:t>
+        <w:t xml:space="preserve"> 一个中心，开门第一天，最危险的不是没人来，是来得太多，你们听不过来。我在律协做了二十多年秘书长，见过太多的所，一开始大门敞开，三个月以后，满地是没办完的案子，当事人在走廊里骂，律师在屋里躲。我建议你们加一条：听完再问，问完再写。</w:t>
       </w:r>
     </w:p>
     <w:p>
@@ -920,7 +920,7 @@
         <w:t>梅若兰:</w:t>
       </w:r>
       <w:r>
-        <w:t xml:space="preserve"> 我知道。所以才第一条给你。(她站起来，走到天花板的水渍下面，抬头看) 第二件，这个屋顶。</w:t>
+        <w:t xml:space="preserve"> 我知道。所以第一条才送给你。(她站起来，走到天花板的水渍下面，抬头看) 第二件，这个屋顶。</w:t>
       </w:r>
     </w:p>
     <w:p>
@@ -1147,7 +1147,7 @@
         <w:t>杜建平:</w:t>
       </w:r>
       <w:r>
-        <w:t xml:space="preserve"> 我没有帮你们收费的资格。(他看了一眼梅若兰，点了一下头) 梅老师。</w:t>
+        <w:t xml:space="preserve"> 我一个警察，收什么钱。(他看了一眼梅若兰，点了一下头) 梅老师。</w:t>
       </w:r>
     </w:p>
     <w:p>
@@ -1191,7 +1191,7 @@
         <w:t>杜建平:</w:t>
       </w:r>
       <w:r>
-        <w:t xml:space="preserve"> (沉默了一下，转向苏敏和沈知远) 我就不坐了。有句话，我今天说，说完就当没说：你们这个楼，一楼的中介铺子，东边是一个废弃的消防通道，楼道里堆着杂物。早晚有人来查。你们先把杂物清了。</w:t>
+        <w:t xml:space="preserve"> (沉默了一下，转向苏敏和沈知远) 我就不坐了。有句话，我今天说，说完就当没说：你们这栋楼，一楼中介铺子的东边有一条废弃的消防通道，楼道里还堆着杂物。早晚有人来查。你们先把杂物清了。</w:t>
       </w:r>
     </w:p>
     <w:p>
@@ -1224,7 +1224,7 @@
         <w:t>苏敏:</w:t>
       </w:r>
       <w:r>
-        <w:t xml:space="preserve"> (忍不住) 杜警官，您的“路过”，真是比我们一个季度的案件都靠谱。</w:t>
+        <w:t xml:space="preserve"> (忍不住) 杜警官，您的“路过”，真是比我们一个季度办的案子都管用。</w:t>
       </w:r>
     </w:p>
     <w:p>
@@ -1358,7 +1358,7 @@
         <w:t>苏敏:</w:t>
       </w:r>
       <w:r>
-        <w:t xml:space="preserve"> 北原政法？我们是师姐师兄。</w:t>
+        <w:t xml:space="preserve"> 北原政法？我们是你的师兄师姐。</w:t>
       </w:r>
     </w:p>
     <w:p>
@@ -1391,7 +1391,7 @@
         <w:t>李雨彤:</w:t>
       </w:r>
       <w:r>
-        <w:t xml:space="preserve"> 不傻。(又想起来，把笔记本打开，笔拿起来) 我想咨询的是——</w:t>
+        <w:t xml:space="preserve"> 不傻。(想起什么，翻开笔记本，拿起笔) 我想咨询的是——</w:t>
       </w:r>
     </w:p>
     <w:p>
@@ -1560,7 +1560,7 @@
         <w:t>沈知远:</w:t>
       </w:r>
       <w:r>
-        <w:t xml:space="preserve"> (看了苏敏一眼，轻声) 你写的“十一分”，是哪一科？</w:t>
+        <w:t xml:space="preserve"> (看了苏敏一眼，轻声) 你说的“十一分”，是哪一科？</w:t>
       </w:r>
     </w:p>
     <w:p>
@@ -1973,7 +1973,7 @@
         <w:t>老周:</w:t>
       </w:r>
       <w:r>
-        <w:t xml:space="preserve"> 有一个小本子。(从蛇皮袋里掏出一个用橡皮筋捆着的小本，封面是“长川康复医院赠”，翻开，里面歪歪扭扭写着日期、工时、数字) 我自己记的。每天干多少，吕二每个月给多少，我都记。这本子是我女儿小时候的作业本，我拿它改的。</w:t>
+        <w:t xml:space="preserve"> 有一个小本子。(从蛇皮袋里掏出一个用橡皮筋捆着的小本，封面是“长川康复医院赠”，翻开，里面歪歪扭扭写着日期、工时、数字) 我自己记的。每天干多少，吕二每个月给多少，我都记。这是我女儿小时候没用完的本子，我拿来记账的。</w:t>
       </w:r>
     </w:p>
     <w:p>
@@ -2006,7 +2006,7 @@
         <w:t>沈知远:</w:t>
       </w:r>
       <w:r>
-        <w:t xml:space="preserve"> 真的。还有，您工友里，有没有人有手机照片？打卡？</w:t>
+        <w:t xml:space="preserve"> 真的。还有，您工友里，有没有人留着手机照片？或者打卡记录？</w:t>
       </w:r>
     </w:p>
     <w:p>
@@ -2039,7 +2039,7 @@
         <w:t>苏敏:</w:t>
       </w:r>
       <w:r>
-        <w:t xml:space="preserve"> 周大叔，我们是“法律援助中心”，不收您一分钱。(她停了一下) 但是我得跟您说实话：吕二人在哪，我们现在不知道。这个官司，可能要打很久。有一个办法，是劳动监察大队投诉，还有一个是——</w:t>
+        <w:t xml:space="preserve"> 周大叔，我们是“法律援助中心”，不收您一分钱。(她停了一下) 但是我得跟您说实话：吕二人在哪，我们现在不知道。这个官司，可能要打很久。一个办法是向劳动监察大队投诉，还有一个是——</w:t>
       </w:r>
     </w:p>
     <w:p>

--- a/중국어_대화문/2부_docx/2부_01화_명등.docx
+++ b/중국어_대화문/2부_docx/2부_01화_명등.docx
@@ -18,7 +18,7 @@
         <w:t>등장인물:</w:t>
       </w:r>
       <w:r>
-        <w:t xml:space="preserve"> 쑤민 苏敏(29세, 변호사, 「明灯法律援助中心」 공동 설립자) / 선즈위안 沈知远(28세, 변호사, 공동 설립자) / 리위퉁 李雨彤(22세, 北原政法学院 4학년, 자원활동 신청자) / 메이뤄란 梅若兰(60대 후반, 퇴직한 律师协会 서기) / 거창린 葛长林(72세, 시계 수리공, 韩守义의 옛 동료) / 두젠핑 杜建平(44세, 槐荫派出所 社区民警, 비번) / 마 아주머니 马婶(油条 노점 주인) / 루 할머니 卢奶奶(78세, 귀 어두운 집주인) / 중 사장 钟老板(55세, 건물주, 전화 목소리) / 저우다하이 老周 周大海(52세, 柳河县 출신 농민공, 임금체불 피해자)</w:t>
+        <w:t xml:space="preserve"> 쑤민 苏敏(30세, 변호사, 「明灯法律援助中心」 공동 설립자) / 선즈위안 沈知远(29세, 변호사, 공동 설립자) / 리위퉁 李雨彤(22세, 北原政法学院 4학년, 자원활동 신청자) / 메이뤄란 梅若兰(60대 후반, 퇴직한 律师协会 서기) / 거창린 葛长林(72세, 시계 수리공, 韩守义의 옛 동료) / 두젠핑 杜建平(44세, 槐荫派出所 社区民警, 비번) / 마 아주머니 马婶(油条 노점 주인) / 루 할머니 卢奶奶(78세, 苏敏의 집주인·粮食局 老楼 6층, 귀 어두움) / 중 사장 钟老板(55세, 건물주, 전화 목소리) / 저우다하이 老周 周大海(52세, 柳河县 출신 농민공, 임금체불 피해자)</w:t>
       </w:r>
     </w:p>
     <w:p>
@@ -501,7 +501,7 @@
         <w:t>卢奶奶:</w:t>
       </w:r>
       <w:r>
-        <w:t xml:space="preserve"> 我腿好着呢。(喘了口气) 我听老常说，你们今天开张，我就让邻居小王打车送我来了。(她从布袋里掏出一个用毛巾包着的东西) 给你。</w:t>
+        <w:t xml:space="preserve"> 我腿好着呢。(喘了口气) 小苏，我听楼下老常说，你们今天开张，我就让邻居小王打车送我来了。(她从布袋里掏出一个用毛巾包着的东西) 给你。</w:t>
       </w:r>
     </w:p>
     <w:p>
@@ -1369,7 +1369,7 @@
         <w:t>李雨彤:</w:t>
       </w:r>
       <w:r>
-        <w:t xml:space="preserve"> (眼睛一亮) 我知道！苏律师是十一级的，沈律师是十二级的。学校里有你们两个的照片，在“优秀毕业生”的橱窗里，不过……是三年前的。</w:t>
+        <w:t xml:space="preserve"> (眼睛一亮) 我知道！苏老师是十一级的，沈老师是十二级的。学校里有你们两个的照片，在“优秀毕业生”的橱窗里，不过……是三年前的。</w:t>
       </w:r>
     </w:p>
     <w:p>
@@ -1429,7 +1429,7 @@
         <w:t>李雨彤:</w:t>
       </w:r>
       <w:r>
-        <w:t xml:space="preserve"> 我……我是大四的学生，这个月毕业。我想咨询的，是一个……关于我自己的问题。</w:t>
+        <w:t xml:space="preserve"> 我……我是大四的学生，明年夏天毕业。我想咨询的，是一个……关于我自己的问题。</w:t>
       </w:r>
     </w:p>
     <w:p>
@@ -1659,7 +1659,7 @@
         <w:t>李雨彤:</w:t>
       </w:r>
       <w:r>
-        <w:t xml:space="preserve"> 是！(站起来，又坐下) 苏律师，那……我的“咨询”，还算数吗？</w:t>
+        <w:t xml:space="preserve"> 是！(站起来，又坐下) 苏老师，那……我的“咨询”，还算数吗？</w:t>
       </w:r>
     </w:p>
     <w:p>
@@ -2227,7 +2227,7 @@
         <w:t>李雨彤:</w:t>
       </w:r>
       <w:r>
-        <w:t xml:space="preserve"> 沈律师，我刚才……是不是做错了？我想写，您按住了我的手。</w:t>
+        <w:t xml:space="preserve"> 沈老师，我刚才……是不是做错了？我想写，您按住了我的手。</w:t>
       </w:r>
     </w:p>
     <w:p>
@@ -2798,7 +2798,7 @@
         <w:t>李雨彤:</w:t>
       </w:r>
       <w:r>
-        <w:t xml:space="preserve"> 苏律师，沈律师。我在学校时，读到鲁迅先生的一句话：“其实地上本没有路，走的人多了，也便成了路。”我一直觉得，那是一句很远的话。今天……(停了停) 我觉得它很近。</w:t>
+        <w:t xml:space="preserve"> 苏老师，沈老师。我在学校时，读到鲁迅先生的一句话：“其实地上本没有路，走的人多了，也便成了路。”我一直觉得，那是一句很远的话。今天……(停了停) 我觉得它很近。</w:t>
       </w:r>
     </w:p>
     <w:p>
